--- a/Laporan_Kelompok_4_Diffie-Hellman_ElGamal.docx
+++ b/Laporan_Kelompok_4_Diffie-Hellman_ElGamal.docx
@@ -460,7 +460,7 @@
                 <w:sz w:val="22"/>
                 <w:szCs w:val="22"/>
               </w:rPr>
-              <w:t xml:space="preserve">5027141085</w:t>
+              <w:t xml:space="preserve">5027241085</w:t>
             </w:r>
           </w:p>
         </w:tc>
